--- a/docs/SCI_SE_Nhom07_13.ProjectReflection.docx
+++ b/docs/SCI_SE_Nhom07_13.ProjectReflection.docx
@@ -20664,7 +20664,7 @@
       </w:tblGrid>
       <w:tr>
         <w:trPr>
-          <w:trHeight w:val="692"/>
+          <w:trHeight w:val="729"/>
           <w:jc w:val="center"/>
         </w:trPr>
         <w:tc>
@@ -20722,7 +20722,6 @@
       </w:tr>
       <w:tr>
         <w:trPr>
-          <w:trHeight w:val="984"/>
           <w:jc w:val="center"/>
         </w:trPr>
         <w:tc>
@@ -20780,7 +20779,7 @@
       </w:tr>
       <w:tr>
         <w:trPr>
-          <w:trHeight w:val="829"/>
+          <w:trHeight w:val="780"/>
           <w:jc w:val="center"/>
         </w:trPr>
         <w:tc>
@@ -20888,7 +20887,7 @@
       </w:tr>
       <w:tr>
         <w:trPr>
-          <w:trHeight w:val="698"/>
+          <w:trHeight w:val="706"/>
           <w:jc w:val="center"/>
         </w:trPr>
         <w:tc>
@@ -20962,7 +20961,7 @@
       </w:tr>
       <w:tr>
         <w:trPr>
-          <w:trHeight w:val="1842"/>
+          <w:trHeight w:val="1479"/>
           <w:jc w:val="center"/>
         </w:trPr>
         <w:tc>
@@ -21067,7 +21066,7 @@
       </w:tr>
       <w:tr>
         <w:trPr>
-          <w:trHeight w:val="1724"/>
+          <w:trHeight w:val="1616"/>
           <w:jc w:val="center"/>
         </w:trPr>
         <w:tc>
@@ -21192,7 +21191,7 @@
       </w:tr>
       <w:tr>
         <w:trPr>
-          <w:trHeight w:val="1664"/>
+          <w:trHeight w:val="1682"/>
           <w:jc w:val="center"/>
         </w:trPr>
         <w:tc>
@@ -21306,7 +21305,6 @@
       </w:tr>
       <w:tr>
         <w:trPr>
-          <w:trHeight w:val="1007"/>
           <w:jc w:val="center"/>
         </w:trPr>
         <w:tc>
@@ -21415,7 +21413,6 @@
       </w:tr>
       <w:tr>
         <w:trPr>
-          <w:trHeight w:val="1108"/>
           <w:jc w:val="center"/>
         </w:trPr>
         <w:tc>
@@ -21514,7 +21511,6 @@
       </w:tr>
       <w:tr>
         <w:trPr>
-          <w:trHeight w:val="996"/>
           <w:jc w:val="center"/>
         </w:trPr>
         <w:tc>
@@ -21613,7 +21609,7 @@
       </w:tr>
       <w:tr>
         <w:trPr>
-          <w:trHeight w:val="982"/>
+          <w:trHeight w:val="1315"/>
           <w:jc w:val="center"/>
         </w:trPr>
         <w:tc>
@@ -21722,6 +21718,26 @@
           <w:szCs w:val="26"/>
         </w:rPr>
       </w:pPr>
+    </w:p>
+    <w:p>
+      <w:pPr>
+        <w:spacing w:after="160" w:line="259" w:lineRule="auto"/>
+        <w:rPr>
+          <w:rFonts w:ascii="Times New Roman" w:hAnsi="Times New Roman" w:cs="Times New Roman"/>
+          <w:b/>
+          <w:sz w:val="26"/>
+          <w:szCs w:val="26"/>
+        </w:rPr>
+      </w:pPr>
+      <w:r>
+        <w:rPr>
+          <w:rFonts w:ascii="Times New Roman" w:hAnsi="Times New Roman" w:cs="Times New Roman"/>
+          <w:b/>
+          <w:sz w:val="26"/>
+          <w:szCs w:val="26"/>
+        </w:rPr>
+        <w:br w:type="page"/>
+      </w:r>
     </w:p>
     <w:p>
       <w:pPr>
@@ -23759,16 +23775,13 @@
         </w:rPr>
       </w:pPr>
     </w:p>
+    <w:bookmarkStart w:id="1" w:name="_Toc229520320" w:displacedByCustomXml="next"/>
     <w:sdt>
       <w:sdtPr>
         <w:rPr>
-          <w:rFonts w:ascii="Times New Roman" w:eastAsiaTheme="minorHAnsi" w:hAnsi="Times New Roman" w:cs="Times New Roman"/>
-          <w:b w:val="0"/>
-          <w:bCs w:val="0"/>
-          <w:color w:val="auto"/>
-          <w:lang w:eastAsia="en-US"/>
+          <w:rFonts w:ascii="Times New Roman" w:hAnsi="Times New Roman" w:cs="Times New Roman"/>
         </w:rPr>
-        <w:id w:val="1428920721"/>
+        <w:id w:val="105933548"/>
         <w:docPartObj>
           <w:docPartGallery w:val="Table of Contents"/>
           <w:docPartUnique/>
@@ -23776,57 +23789,24 @@
       </w:sdtPr>
       <w:sdtEndPr>
         <w:rPr>
+          <w:rFonts w:eastAsiaTheme="minorHAnsi"/>
           <w:noProof/>
-          <w:sz w:val="22"/>
-          <w:szCs w:val="22"/>
+          <w:color w:val="auto"/>
+          <w:sz w:val="24"/>
+          <w:szCs w:val="24"/>
+          <w:lang w:eastAsia="en-US"/>
         </w:rPr>
       </w:sdtEndPr>
       <w:sdtContent>
         <w:p>
           <w:pPr>
             <w:pStyle w:val="TOCHeading"/>
-            <w:tabs>
-              <w:tab w:val="left" w:pos="476"/>
-              <w:tab w:val="left" w:pos="2467"/>
-              <w:tab w:val="center" w:pos="4536"/>
-            </w:tabs>
-            <w:spacing w:before="0" w:line="360" w:lineRule="auto"/>
+            <w:jc w:val="center"/>
             <w:outlineLvl w:val="0"/>
             <w:rPr>
               <w:rFonts w:ascii="Times New Roman" w:hAnsi="Times New Roman" w:cs="Times New Roman"/>
             </w:rPr>
           </w:pPr>
-          <w:r>
-            <w:rPr>
-              <w:rFonts w:ascii="Times New Roman" w:eastAsiaTheme="minorHAnsi" w:hAnsi="Times New Roman" w:cs="Times New Roman"/>
-              <w:b w:val="0"/>
-              <w:bCs w:val="0"/>
-              <w:color w:val="auto"/>
-              <w:lang w:eastAsia="en-US"/>
-            </w:rPr>
-            <w:tab/>
-          </w:r>
-          <w:r>
-            <w:rPr>
-              <w:rFonts w:ascii="Times New Roman" w:eastAsiaTheme="minorHAnsi" w:hAnsi="Times New Roman" w:cs="Times New Roman"/>
-              <w:b w:val="0"/>
-              <w:bCs w:val="0"/>
-              <w:color w:val="auto"/>
-              <w:lang w:eastAsia="en-US"/>
-            </w:rPr>
-            <w:tab/>
-          </w:r>
-          <w:bookmarkStart w:id="1" w:name="_Toc228487021"/>
-          <w:r>
-            <w:rPr>
-              <w:rFonts w:ascii="Times New Roman" w:eastAsiaTheme="minorHAnsi" w:hAnsi="Times New Roman" w:cs="Times New Roman"/>
-              <w:b w:val="0"/>
-              <w:bCs w:val="0"/>
-              <w:color w:val="auto"/>
-              <w:lang w:eastAsia="en-US"/>
-            </w:rPr>
-            <w:tab/>
-          </w:r>
           <w:r>
             <w:rPr>
               <w:rFonts w:ascii="Times New Roman" w:hAnsi="Times New Roman" w:cs="Times New Roman"/>
@@ -23839,327 +23819,33 @@
           <w:pPr>
             <w:pStyle w:val="TOC1"/>
             <w:rPr>
-              <w:rFonts w:asciiTheme="minorHAnsi" w:eastAsiaTheme="minorEastAsia" w:hAnsiTheme="minorHAnsi" w:cstheme="minorBidi"/>
-              <w:b w:val="0"/>
-              <w:sz w:val="22"/>
-              <w:szCs w:val="22"/>
+              <w:rFonts w:eastAsiaTheme="minorEastAsia"/>
             </w:rPr>
           </w:pPr>
           <w:r>
             <w:rPr>
-              <w:noProof w:val="0"/>
-              <w:sz w:val="22"/>
-              <w:szCs w:val="22"/>
+              <w:bCs/>
             </w:rPr>
             <w:fldChar w:fldCharType="begin"/>
           </w:r>
           <w:r>
             <w:rPr>
-              <w:sz w:val="22"/>
-              <w:szCs w:val="22"/>
+              <w:bCs/>
             </w:rPr>
             <w:instrText xml:space="preserve"> TOC \o "1-3" \h \z \u </w:instrText>
           </w:r>
           <w:r>
             <w:rPr>
-              <w:noProof w:val="0"/>
-              <w:sz w:val="22"/>
-              <w:szCs w:val="22"/>
+              <w:bCs/>
             </w:rPr>
             <w:fldChar w:fldCharType="separate"/>
           </w:r>
-          <w:hyperlink w:anchor="_Toc228487021" w:history="1">
-            <w:r>
-              <w:rPr>
-                <w:rFonts w:asciiTheme="minorHAnsi" w:eastAsiaTheme="minorEastAsia" w:hAnsiTheme="minorHAnsi" w:cstheme="minorBidi"/>
-                <w:b w:val="0"/>
-                <w:sz w:val="22"/>
-                <w:szCs w:val="22"/>
-              </w:rPr>
-              <w:tab/>
-            </w:r>
+          <w:hyperlink w:anchor="_Toc229520320" w:history="1">
             <w:r>
               <w:rPr>
                 <w:rStyle w:val="Hyperlink"/>
-                <w:sz w:val="22"/>
-                <w:szCs w:val="22"/>
               </w:rPr>
               <w:t>MỤC LỤC</w:t>
-            </w:r>
-            <w:r>
-              <w:rPr>
-                <w:webHidden/>
-                <w:sz w:val="22"/>
-                <w:szCs w:val="22"/>
-              </w:rPr>
-              <w:tab/>
-            </w:r>
-            <w:r>
-              <w:rPr>
-                <w:webHidden/>
-                <w:sz w:val="22"/>
-                <w:szCs w:val="22"/>
-              </w:rPr>
-              <w:fldChar w:fldCharType="begin"/>
-            </w:r>
-            <w:r>
-              <w:rPr>
-                <w:webHidden/>
-                <w:sz w:val="22"/>
-                <w:szCs w:val="22"/>
-              </w:rPr>
-              <w:instrText xml:space="preserve"> PAGEREF _Toc228487021 \h </w:instrText>
-            </w:r>
-            <w:r>
-              <w:rPr>
-                <w:webHidden/>
-                <w:sz w:val="22"/>
-                <w:szCs w:val="22"/>
-              </w:rPr>
-            </w:r>
-            <w:r>
-              <w:rPr>
-                <w:webHidden/>
-                <w:sz w:val="22"/>
-                <w:szCs w:val="22"/>
-              </w:rPr>
-              <w:fldChar w:fldCharType="separate"/>
-            </w:r>
-            <w:r>
-              <w:rPr>
-                <w:webHidden/>
-                <w:sz w:val="22"/>
-                <w:szCs w:val="22"/>
-              </w:rPr>
-              <w:t>4</w:t>
-            </w:r>
-            <w:r>
-              <w:rPr>
-                <w:webHidden/>
-                <w:sz w:val="22"/>
-                <w:szCs w:val="22"/>
-              </w:rPr>
-              <w:fldChar w:fldCharType="end"/>
-            </w:r>
-          </w:hyperlink>
-        </w:p>
-        <w:p>
-          <w:pPr>
-            <w:pStyle w:val="TOC1"/>
-            <w:rPr>
-              <w:rFonts w:asciiTheme="minorHAnsi" w:eastAsiaTheme="minorEastAsia" w:hAnsiTheme="minorHAnsi" w:cstheme="minorBidi"/>
-              <w:b w:val="0"/>
-              <w:sz w:val="22"/>
-              <w:szCs w:val="22"/>
-            </w:rPr>
-          </w:pPr>
-          <w:hyperlink w:anchor="_Toc228487022" w:history="1">
-            <w:r>
-              <w:rPr>
-                <w:rStyle w:val="Hyperlink"/>
-                <w:sz w:val="22"/>
-                <w:szCs w:val="22"/>
-              </w:rPr>
-              <w:t>1.</w:t>
-            </w:r>
-            <w:r>
-              <w:rPr>
-                <w:rFonts w:asciiTheme="minorHAnsi" w:eastAsiaTheme="minorEastAsia" w:hAnsiTheme="minorHAnsi" w:cstheme="minorBidi"/>
-                <w:b w:val="0"/>
-                <w:sz w:val="22"/>
-                <w:szCs w:val="22"/>
-              </w:rPr>
-              <w:tab/>
-            </w:r>
-            <w:r>
-              <w:rPr>
-                <w:rStyle w:val="Hyperlink"/>
-                <w:sz w:val="22"/>
-                <w:szCs w:val="22"/>
-              </w:rPr>
-              <w:t>MỤC TIÊU</w:t>
-            </w:r>
-            <w:r>
-              <w:rPr>
-                <w:webHidden/>
-                <w:sz w:val="22"/>
-                <w:szCs w:val="22"/>
-              </w:rPr>
-              <w:tab/>
-            </w:r>
-            <w:r>
-              <w:rPr>
-                <w:webHidden/>
-                <w:sz w:val="22"/>
-                <w:szCs w:val="22"/>
-              </w:rPr>
-              <w:fldChar w:fldCharType="begin"/>
-            </w:r>
-            <w:r>
-              <w:rPr>
-                <w:webHidden/>
-                <w:sz w:val="22"/>
-                <w:szCs w:val="22"/>
-              </w:rPr>
-              <w:instrText xml:space="preserve"> PAGEREF _Toc228487022 \h </w:instrText>
-            </w:r>
-            <w:r>
-              <w:rPr>
-                <w:webHidden/>
-                <w:sz w:val="22"/>
-                <w:szCs w:val="22"/>
-              </w:rPr>
-            </w:r>
-            <w:r>
-              <w:rPr>
-                <w:webHidden/>
-                <w:sz w:val="22"/>
-                <w:szCs w:val="22"/>
-              </w:rPr>
-              <w:fldChar w:fldCharType="separate"/>
-            </w:r>
-            <w:r>
-              <w:rPr>
-                <w:webHidden/>
-                <w:sz w:val="22"/>
-                <w:szCs w:val="22"/>
-              </w:rPr>
-              <w:t>5</w:t>
-            </w:r>
-            <w:r>
-              <w:rPr>
-                <w:webHidden/>
-                <w:sz w:val="22"/>
-                <w:szCs w:val="22"/>
-              </w:rPr>
-              <w:fldChar w:fldCharType="end"/>
-            </w:r>
-          </w:hyperlink>
-        </w:p>
-        <w:p>
-          <w:pPr>
-            <w:pStyle w:val="TOC1"/>
-            <w:rPr>
-              <w:rFonts w:asciiTheme="minorHAnsi" w:eastAsiaTheme="minorEastAsia" w:hAnsiTheme="minorHAnsi" w:cstheme="minorBidi"/>
-              <w:b w:val="0"/>
-              <w:sz w:val="22"/>
-              <w:szCs w:val="22"/>
-            </w:rPr>
-          </w:pPr>
-          <w:hyperlink w:anchor="_Toc228487023" w:history="1">
-            <w:r>
-              <w:rPr>
-                <w:rStyle w:val="Hyperlink"/>
-                <w:sz w:val="22"/>
-                <w:szCs w:val="22"/>
-              </w:rPr>
-              <w:t>2.</w:t>
-            </w:r>
-            <w:r>
-              <w:rPr>
-                <w:rFonts w:asciiTheme="minorHAnsi" w:eastAsiaTheme="minorEastAsia" w:hAnsiTheme="minorHAnsi" w:cstheme="minorBidi"/>
-                <w:b w:val="0"/>
-                <w:sz w:val="22"/>
-                <w:szCs w:val="22"/>
-              </w:rPr>
-              <w:tab/>
-            </w:r>
-            <w:r>
-              <w:rPr>
-                <w:rStyle w:val="Hyperlink"/>
-                <w:sz w:val="22"/>
-                <w:szCs w:val="22"/>
-              </w:rPr>
-              <w:t>ĐÁNH GIÁ</w:t>
-            </w:r>
-            <w:r>
-              <w:rPr>
-                <w:webHidden/>
-                <w:sz w:val="22"/>
-                <w:szCs w:val="22"/>
-              </w:rPr>
-              <w:tab/>
-            </w:r>
-            <w:r>
-              <w:rPr>
-                <w:webHidden/>
-                <w:sz w:val="22"/>
-                <w:szCs w:val="22"/>
-              </w:rPr>
-              <w:fldChar w:fldCharType="begin"/>
-            </w:r>
-            <w:r>
-              <w:rPr>
-                <w:webHidden/>
-                <w:sz w:val="22"/>
-                <w:szCs w:val="22"/>
-              </w:rPr>
-              <w:instrText xml:space="preserve"> PAGEREF _Toc228487023 \h </w:instrText>
-            </w:r>
-            <w:r>
-              <w:rPr>
-                <w:webHidden/>
-                <w:sz w:val="22"/>
-                <w:szCs w:val="22"/>
-              </w:rPr>
-            </w:r>
-            <w:r>
-              <w:rPr>
-                <w:webHidden/>
-                <w:sz w:val="22"/>
-                <w:szCs w:val="22"/>
-              </w:rPr>
-              <w:fldChar w:fldCharType="separate"/>
-            </w:r>
-            <w:r>
-              <w:rPr>
-                <w:webHidden/>
-                <w:sz w:val="22"/>
-                <w:szCs w:val="22"/>
-              </w:rPr>
-              <w:t>5</w:t>
-            </w:r>
-            <w:r>
-              <w:rPr>
-                <w:webHidden/>
-                <w:sz w:val="22"/>
-                <w:szCs w:val="22"/>
-              </w:rPr>
-              <w:fldChar w:fldCharType="end"/>
-            </w:r>
-          </w:hyperlink>
-        </w:p>
-        <w:p>
-          <w:pPr>
-            <w:pStyle w:val="TOC2"/>
-            <w:rPr>
-              <w:rFonts w:asciiTheme="minorHAnsi" w:eastAsiaTheme="minorEastAsia" w:hAnsiTheme="minorHAnsi" w:cstheme="minorBidi"/>
-              <w:b w:val="0"/>
-              <w:bCs w:val="0"/>
-            </w:rPr>
-          </w:pPr>
-          <w:hyperlink w:anchor="_Toc228487024" w:history="1">
-            <w:r>
-              <w:rPr>
-                <w:rStyle w:val="Hyperlink"/>
-                <w:rFonts w:eastAsia="Calibri"/>
-              </w:rPr>
-              <w:t>2.1.</w:t>
-            </w:r>
-            <w:r>
-              <w:rPr>
-                <w:rFonts w:asciiTheme="minorHAnsi" w:eastAsiaTheme="minorEastAsia" w:hAnsiTheme="minorHAnsi" w:cstheme="minorBidi"/>
-                <w:b w:val="0"/>
-                <w:bCs w:val="0"/>
-              </w:rPr>
-              <w:tab/>
-            </w:r>
-            <w:r>
-              <w:rPr>
-                <w:rStyle w:val="Hyperlink"/>
-                <w:rFonts w:eastAsia="Calibri"/>
-              </w:rPr>
-              <w:t>Những điều đã làm được</w:t>
             </w:r>
             <w:r>
               <w:rPr>
@@ -24177,7 +23863,145 @@
               <w:rPr>
                 <w:webHidden/>
               </w:rPr>
-              <w:instrText xml:space="preserve"> PAGEREF _Toc228487024 \h </w:instrText>
+              <w:instrText xml:space="preserve"> PAGEREF _Toc229520320 \h </w:instrText>
+            </w:r>
+            <w:r>
+              <w:rPr>
+                <w:webHidden/>
+              </w:rPr>
+            </w:r>
+            <w:r>
+              <w:rPr>
+                <w:webHidden/>
+              </w:rPr>
+              <w:fldChar w:fldCharType="separate"/>
+            </w:r>
+            <w:r>
+              <w:rPr>
+                <w:webHidden/>
+              </w:rPr>
+              <w:t>4</w:t>
+            </w:r>
+            <w:r>
+              <w:rPr>
+                <w:webHidden/>
+              </w:rPr>
+              <w:fldChar w:fldCharType="end"/>
+            </w:r>
+          </w:hyperlink>
+        </w:p>
+        <w:p>
+          <w:pPr>
+            <w:pStyle w:val="TOC1"/>
+            <w:rPr>
+              <w:rFonts w:eastAsiaTheme="minorEastAsia"/>
+            </w:rPr>
+          </w:pPr>
+          <w:hyperlink w:anchor="_Toc229520321" w:history="1">
+            <w:r>
+              <w:rPr>
+                <w:rStyle w:val="Hyperlink"/>
+              </w:rPr>
+              <w:t>1.</w:t>
+            </w:r>
+            <w:r>
+              <w:rPr>
+                <w:rFonts w:eastAsiaTheme="minorEastAsia"/>
+              </w:rPr>
+              <w:tab/>
+            </w:r>
+            <w:r>
+              <w:rPr>
+                <w:rStyle w:val="Hyperlink"/>
+              </w:rPr>
+              <w:t>MỤC TIÊU</w:t>
+            </w:r>
+            <w:r>
+              <w:rPr>
+                <w:webHidden/>
+              </w:rPr>
+              <w:tab/>
+            </w:r>
+            <w:r>
+              <w:rPr>
+                <w:webHidden/>
+              </w:rPr>
+              <w:fldChar w:fldCharType="begin"/>
+            </w:r>
+            <w:r>
+              <w:rPr>
+                <w:webHidden/>
+              </w:rPr>
+              <w:instrText xml:space="preserve"> PAGEREF _Toc229520321 \h </w:instrText>
+            </w:r>
+            <w:r>
+              <w:rPr>
+                <w:webHidden/>
+              </w:rPr>
+            </w:r>
+            <w:r>
+              <w:rPr>
+                <w:webHidden/>
+              </w:rPr>
+              <w:fldChar w:fldCharType="separate"/>
+            </w:r>
+            <w:r>
+              <w:rPr>
+                <w:webHidden/>
+              </w:rPr>
+              <w:t>5</w:t>
+            </w:r>
+            <w:r>
+              <w:rPr>
+                <w:webHidden/>
+              </w:rPr>
+              <w:fldChar w:fldCharType="end"/>
+            </w:r>
+          </w:hyperlink>
+        </w:p>
+        <w:p>
+          <w:pPr>
+            <w:pStyle w:val="TOC1"/>
+            <w:rPr>
+              <w:rFonts w:eastAsiaTheme="minorEastAsia"/>
+            </w:rPr>
+          </w:pPr>
+          <w:hyperlink w:anchor="_Toc229520322" w:history="1">
+            <w:r>
+              <w:rPr>
+                <w:rStyle w:val="Hyperlink"/>
+              </w:rPr>
+              <w:t>2.</w:t>
+            </w:r>
+            <w:r>
+              <w:rPr>
+                <w:rFonts w:eastAsiaTheme="minorEastAsia"/>
+              </w:rPr>
+              <w:tab/>
+            </w:r>
+            <w:r>
+              <w:rPr>
+                <w:rStyle w:val="Hyperlink"/>
+              </w:rPr>
+              <w:t>ĐÁNH GIÁ</w:t>
+            </w:r>
+            <w:r>
+              <w:rPr>
+                <w:webHidden/>
+              </w:rPr>
+              <w:tab/>
+            </w:r>
+            <w:r>
+              <w:rPr>
+                <w:webHidden/>
+              </w:rPr>
+              <w:fldChar w:fldCharType="begin"/>
+            </w:r>
+            <w:r>
+              <w:rPr>
+                <w:webHidden/>
+              </w:rPr>
+              <w:instrText xml:space="preserve"> PAGEREF _Toc229520322 \h </w:instrText>
             </w:r>
             <w:r>
               <w:rPr>
@@ -24208,24 +24032,28 @@
           <w:pPr>
             <w:pStyle w:val="TOC2"/>
             <w:rPr>
-              <w:rFonts w:asciiTheme="minorHAnsi" w:eastAsiaTheme="minorEastAsia" w:hAnsiTheme="minorHAnsi" w:cstheme="minorBidi"/>
-              <w:b w:val="0"/>
+              <w:rFonts w:eastAsiaTheme="minorEastAsia"/>
               <w:bCs w:val="0"/>
+              <w:sz w:val="24"/>
+              <w:szCs w:val="24"/>
             </w:rPr>
           </w:pPr>
-          <w:hyperlink w:anchor="_Toc228487025" w:history="1">
+          <w:hyperlink w:anchor="_Toc229520323" w:history="1">
             <w:r>
               <w:rPr>
                 <w:rStyle w:val="Hyperlink"/>
                 <w:rFonts w:eastAsia="Calibri"/>
+                <w:sz w:val="24"/>
+                <w:szCs w:val="24"/>
               </w:rPr>
-              <w:t>2.2.</w:t>
+              <w:t>2.1.</w:t>
             </w:r>
             <w:r>
               <w:rPr>
-                <w:rFonts w:asciiTheme="minorHAnsi" w:eastAsiaTheme="minorEastAsia" w:hAnsiTheme="minorHAnsi" w:cstheme="minorBidi"/>
-                <w:b w:val="0"/>
+                <w:rFonts w:eastAsiaTheme="minorEastAsia"/>
                 <w:bCs w:val="0"/>
+                <w:sz w:val="24"/>
+                <w:szCs w:val="24"/>
               </w:rPr>
               <w:tab/>
             </w:r>
@@ -24233,8 +24061,188 @@
               <w:rPr>
                 <w:rStyle w:val="Hyperlink"/>
                 <w:rFonts w:eastAsia="Calibri"/>
+                <w:sz w:val="24"/>
+                <w:szCs w:val="24"/>
+              </w:rPr>
+              <w:t>Những điều đã làm được</w:t>
+            </w:r>
+            <w:r>
+              <w:rPr>
+                <w:webHidden/>
+                <w:sz w:val="24"/>
+                <w:szCs w:val="24"/>
+              </w:rPr>
+              <w:tab/>
+            </w:r>
+            <w:r>
+              <w:rPr>
+                <w:webHidden/>
+                <w:sz w:val="24"/>
+                <w:szCs w:val="24"/>
+              </w:rPr>
+              <w:fldChar w:fldCharType="begin"/>
+            </w:r>
+            <w:r>
+              <w:rPr>
+                <w:webHidden/>
+                <w:sz w:val="24"/>
+                <w:szCs w:val="24"/>
+              </w:rPr>
+              <w:instrText xml:space="preserve"> PAGEREF _Toc229520323 \h </w:instrText>
+            </w:r>
+            <w:r>
+              <w:rPr>
+                <w:webHidden/>
+                <w:sz w:val="24"/>
+                <w:szCs w:val="24"/>
+              </w:rPr>
+            </w:r>
+            <w:r>
+              <w:rPr>
+                <w:webHidden/>
+                <w:sz w:val="24"/>
+                <w:szCs w:val="24"/>
+              </w:rPr>
+              <w:fldChar w:fldCharType="separate"/>
+            </w:r>
+            <w:r>
+              <w:rPr>
+                <w:webHidden/>
+                <w:sz w:val="24"/>
+                <w:szCs w:val="24"/>
+              </w:rPr>
+              <w:t>5</w:t>
+            </w:r>
+            <w:r>
+              <w:rPr>
+                <w:webHidden/>
+                <w:sz w:val="24"/>
+                <w:szCs w:val="24"/>
+              </w:rPr>
+              <w:fldChar w:fldCharType="end"/>
+            </w:r>
+          </w:hyperlink>
+        </w:p>
+        <w:p>
+          <w:pPr>
+            <w:pStyle w:val="TOC2"/>
+            <w:rPr>
+              <w:rFonts w:eastAsiaTheme="minorEastAsia"/>
+              <w:bCs w:val="0"/>
+              <w:sz w:val="24"/>
+              <w:szCs w:val="24"/>
+            </w:rPr>
+          </w:pPr>
+          <w:hyperlink w:anchor="_Toc229520324" w:history="1">
+            <w:r>
+              <w:rPr>
+                <w:rStyle w:val="Hyperlink"/>
+                <w:rFonts w:eastAsia="Calibri"/>
+                <w:sz w:val="24"/>
+                <w:szCs w:val="24"/>
+              </w:rPr>
+              <w:t>2.2.</w:t>
+            </w:r>
+            <w:r>
+              <w:rPr>
+                <w:rFonts w:eastAsiaTheme="minorEastAsia"/>
+                <w:bCs w:val="0"/>
+                <w:sz w:val="24"/>
+                <w:szCs w:val="24"/>
+              </w:rPr>
+              <w:tab/>
+            </w:r>
+            <w:r>
+              <w:rPr>
+                <w:rStyle w:val="Hyperlink"/>
+                <w:rFonts w:eastAsia="Calibri"/>
+                <w:sz w:val="24"/>
+                <w:szCs w:val="24"/>
               </w:rPr>
               <w:t>Những điều chưa làm được</w:t>
+            </w:r>
+            <w:r>
+              <w:rPr>
+                <w:webHidden/>
+                <w:sz w:val="24"/>
+                <w:szCs w:val="24"/>
+              </w:rPr>
+              <w:tab/>
+            </w:r>
+            <w:r>
+              <w:rPr>
+                <w:webHidden/>
+                <w:sz w:val="24"/>
+                <w:szCs w:val="24"/>
+              </w:rPr>
+              <w:fldChar w:fldCharType="begin"/>
+            </w:r>
+            <w:r>
+              <w:rPr>
+                <w:webHidden/>
+                <w:sz w:val="24"/>
+                <w:szCs w:val="24"/>
+              </w:rPr>
+              <w:instrText xml:space="preserve"> PAGEREF _Toc229520324 \h </w:instrText>
+            </w:r>
+            <w:r>
+              <w:rPr>
+                <w:webHidden/>
+                <w:sz w:val="24"/>
+                <w:szCs w:val="24"/>
+              </w:rPr>
+            </w:r>
+            <w:r>
+              <w:rPr>
+                <w:webHidden/>
+                <w:sz w:val="24"/>
+                <w:szCs w:val="24"/>
+              </w:rPr>
+              <w:fldChar w:fldCharType="separate"/>
+            </w:r>
+            <w:r>
+              <w:rPr>
+                <w:webHidden/>
+                <w:sz w:val="24"/>
+                <w:szCs w:val="24"/>
+              </w:rPr>
+              <w:t>5</w:t>
+            </w:r>
+            <w:r>
+              <w:rPr>
+                <w:webHidden/>
+                <w:sz w:val="24"/>
+                <w:szCs w:val="24"/>
+              </w:rPr>
+              <w:fldChar w:fldCharType="end"/>
+            </w:r>
+          </w:hyperlink>
+        </w:p>
+        <w:p>
+          <w:pPr>
+            <w:pStyle w:val="TOC1"/>
+            <w:rPr>
+              <w:rFonts w:eastAsiaTheme="minorEastAsia"/>
+            </w:rPr>
+          </w:pPr>
+          <w:hyperlink w:anchor="_Toc229520325" w:history="1">
+            <w:r>
+              <w:rPr>
+                <w:rStyle w:val="Hyperlink"/>
+              </w:rPr>
+              <w:t>3.</w:t>
+            </w:r>
+            <w:r>
+              <w:rPr>
+                <w:rFonts w:eastAsiaTheme="minorEastAsia"/>
+              </w:rPr>
+              <w:tab/>
+            </w:r>
+            <w:r>
+              <w:rPr>
+                <w:rStyle w:val="Hyperlink"/>
+              </w:rPr>
+              <w:t>THUẬN LỢI VÀ KHÓ KHĂN</w:t>
             </w:r>
             <w:r>
               <w:rPr>
@@ -24252,177 +24260,7 @@
               <w:rPr>
                 <w:webHidden/>
               </w:rPr>
-              <w:instrText xml:space="preserve"> PAGEREF _Toc228487025 \h </w:instrText>
-            </w:r>
-            <w:r>
-              <w:rPr>
-                <w:webHidden/>
-              </w:rPr>
-            </w:r>
-            <w:r>
-              <w:rPr>
-                <w:webHidden/>
-              </w:rPr>
-              <w:fldChar w:fldCharType="separate"/>
-            </w:r>
-            <w:r>
-              <w:rPr>
-                <w:webHidden/>
-              </w:rPr>
-              <w:t>5</w:t>
-            </w:r>
-            <w:r>
-              <w:rPr>
-                <w:webHidden/>
-              </w:rPr>
-              <w:fldChar w:fldCharType="end"/>
-            </w:r>
-          </w:hyperlink>
-        </w:p>
-        <w:p>
-          <w:pPr>
-            <w:pStyle w:val="TOC1"/>
-            <w:rPr>
-              <w:rFonts w:asciiTheme="minorHAnsi" w:eastAsiaTheme="minorEastAsia" w:hAnsiTheme="minorHAnsi" w:cstheme="minorBidi"/>
-              <w:b w:val="0"/>
-              <w:sz w:val="22"/>
-              <w:szCs w:val="22"/>
-            </w:rPr>
-          </w:pPr>
-          <w:hyperlink w:anchor="_Toc228487026" w:history="1">
-            <w:r>
-              <w:rPr>
-                <w:rStyle w:val="Hyperlink"/>
-                <w:sz w:val="22"/>
-                <w:szCs w:val="22"/>
-              </w:rPr>
-              <w:t>3.</w:t>
-            </w:r>
-            <w:r>
-              <w:rPr>
-                <w:rFonts w:asciiTheme="minorHAnsi" w:eastAsiaTheme="minorEastAsia" w:hAnsiTheme="minorHAnsi" w:cstheme="minorBidi"/>
-                <w:b w:val="0"/>
-                <w:sz w:val="22"/>
-                <w:szCs w:val="22"/>
-              </w:rPr>
-              <w:tab/>
-            </w:r>
-            <w:r>
-              <w:rPr>
-                <w:rStyle w:val="Hyperlink"/>
-                <w:sz w:val="22"/>
-                <w:szCs w:val="22"/>
-              </w:rPr>
-              <w:t>THUẬN LỢI VÀ KHÓ KHĂN</w:t>
-            </w:r>
-            <w:bookmarkStart w:id="2" w:name="_GoBack"/>
-            <w:bookmarkEnd w:id="2"/>
-            <w:r>
-              <w:rPr>
-                <w:webHidden/>
-                <w:sz w:val="22"/>
-                <w:szCs w:val="22"/>
-              </w:rPr>
-              <w:tab/>
-            </w:r>
-            <w:r>
-              <w:rPr>
-                <w:webHidden/>
-                <w:sz w:val="22"/>
-                <w:szCs w:val="22"/>
-              </w:rPr>
-              <w:fldChar w:fldCharType="begin"/>
-            </w:r>
-            <w:r>
-              <w:rPr>
-                <w:webHidden/>
-                <w:sz w:val="22"/>
-                <w:szCs w:val="22"/>
-              </w:rPr>
-              <w:instrText xml:space="preserve"> PAGEREF _Toc228487026 \h </w:instrText>
-            </w:r>
-            <w:r>
-              <w:rPr>
-                <w:webHidden/>
-                <w:sz w:val="22"/>
-                <w:szCs w:val="22"/>
-              </w:rPr>
-            </w:r>
-            <w:r>
-              <w:rPr>
-                <w:webHidden/>
-                <w:sz w:val="22"/>
-                <w:szCs w:val="22"/>
-              </w:rPr>
-              <w:fldChar w:fldCharType="separate"/>
-            </w:r>
-            <w:r>
-              <w:rPr>
-                <w:webHidden/>
-                <w:sz w:val="22"/>
-                <w:szCs w:val="22"/>
-              </w:rPr>
-              <w:t>5</w:t>
-            </w:r>
-            <w:r>
-              <w:rPr>
-                <w:webHidden/>
-                <w:sz w:val="22"/>
-                <w:szCs w:val="22"/>
-              </w:rPr>
-              <w:fldChar w:fldCharType="end"/>
-            </w:r>
-          </w:hyperlink>
-        </w:p>
-        <w:p>
-          <w:pPr>
-            <w:pStyle w:val="TOC2"/>
-            <w:rPr>
-              <w:rFonts w:asciiTheme="minorHAnsi" w:eastAsiaTheme="minorEastAsia" w:hAnsiTheme="minorHAnsi" w:cstheme="minorBidi"/>
-              <w:b w:val="0"/>
-              <w:bCs w:val="0"/>
-            </w:rPr>
-          </w:pPr>
-          <w:hyperlink w:anchor="_Toc228487027" w:history="1">
-            <w:r>
-              <w:rPr>
-                <w:rStyle w:val="Hyperlink"/>
-                <w:rFonts w:eastAsia="Calibri"/>
-              </w:rPr>
-              <w:t>3.1.</w:t>
-            </w:r>
-            <w:r>
-              <w:rPr>
-                <w:rFonts w:asciiTheme="minorHAnsi" w:eastAsiaTheme="minorEastAsia" w:hAnsiTheme="minorHAnsi" w:cstheme="minorBidi"/>
-                <w:b w:val="0"/>
-                <w:bCs w:val="0"/>
-              </w:rPr>
-              <w:tab/>
-            </w:r>
-            <w:r>
-              <w:rPr>
-                <w:rStyle w:val="Hyperlink"/>
-                <w:rFonts w:eastAsia="Calibri"/>
-              </w:rPr>
-              <w:t>Thuận lợi</w:t>
-            </w:r>
-            <w:r>
-              <w:rPr>
-                <w:webHidden/>
-              </w:rPr>
-              <w:tab/>
-            </w:r>
-            <w:r>
-              <w:rPr>
-                <w:webHidden/>
-              </w:rPr>
-              <w:fldChar w:fldCharType="begin"/>
-            </w:r>
-            <w:r>
-              <w:rPr>
-                <w:webHidden/>
-              </w:rPr>
-              <w:instrText xml:space="preserve"> PAGEREF _Toc228487027 \h </w:instrText>
+              <w:instrText xml:space="preserve"> PAGEREF _Toc229520325 \h </w:instrText>
             </w:r>
             <w:r>
               <w:rPr>
@@ -24453,24 +24291,28 @@
           <w:pPr>
             <w:pStyle w:val="TOC2"/>
             <w:rPr>
-              <w:rFonts w:asciiTheme="minorHAnsi" w:eastAsiaTheme="minorEastAsia" w:hAnsiTheme="minorHAnsi" w:cstheme="minorBidi"/>
-              <w:b w:val="0"/>
+              <w:rFonts w:eastAsiaTheme="minorEastAsia"/>
               <w:bCs w:val="0"/>
+              <w:sz w:val="24"/>
+              <w:szCs w:val="24"/>
             </w:rPr>
           </w:pPr>
-          <w:hyperlink w:anchor="_Toc228487028" w:history="1">
+          <w:hyperlink w:anchor="_Toc229520326" w:history="1">
             <w:r>
               <w:rPr>
                 <w:rStyle w:val="Hyperlink"/>
                 <w:rFonts w:eastAsia="Calibri"/>
+                <w:sz w:val="24"/>
+                <w:szCs w:val="24"/>
               </w:rPr>
-              <w:t>3.2.</w:t>
+              <w:t>3.1.</w:t>
             </w:r>
             <w:r>
               <w:rPr>
-                <w:rFonts w:asciiTheme="minorHAnsi" w:eastAsiaTheme="minorEastAsia" w:hAnsiTheme="minorHAnsi" w:cstheme="minorBidi"/>
-                <w:b w:val="0"/>
+                <w:rFonts w:eastAsiaTheme="minorEastAsia"/>
                 <w:bCs w:val="0"/>
+                <w:sz w:val="24"/>
+                <w:szCs w:val="24"/>
               </w:rPr>
               <w:tab/>
             </w:r>
@@ -24478,8 +24320,188 @@
               <w:rPr>
                 <w:rStyle w:val="Hyperlink"/>
                 <w:rFonts w:eastAsia="Calibri"/>
+                <w:sz w:val="24"/>
+                <w:szCs w:val="24"/>
+              </w:rPr>
+              <w:t>Thuận lợi</w:t>
+            </w:r>
+            <w:r>
+              <w:rPr>
+                <w:webHidden/>
+                <w:sz w:val="24"/>
+                <w:szCs w:val="24"/>
+              </w:rPr>
+              <w:tab/>
+            </w:r>
+            <w:r>
+              <w:rPr>
+                <w:webHidden/>
+                <w:sz w:val="24"/>
+                <w:szCs w:val="24"/>
+              </w:rPr>
+              <w:fldChar w:fldCharType="begin"/>
+            </w:r>
+            <w:r>
+              <w:rPr>
+                <w:webHidden/>
+                <w:sz w:val="24"/>
+                <w:szCs w:val="24"/>
+              </w:rPr>
+              <w:instrText xml:space="preserve"> PAGEREF _Toc229520326 \h </w:instrText>
+            </w:r>
+            <w:r>
+              <w:rPr>
+                <w:webHidden/>
+                <w:sz w:val="24"/>
+                <w:szCs w:val="24"/>
+              </w:rPr>
+            </w:r>
+            <w:r>
+              <w:rPr>
+                <w:webHidden/>
+                <w:sz w:val="24"/>
+                <w:szCs w:val="24"/>
+              </w:rPr>
+              <w:fldChar w:fldCharType="separate"/>
+            </w:r>
+            <w:r>
+              <w:rPr>
+                <w:webHidden/>
+                <w:sz w:val="24"/>
+                <w:szCs w:val="24"/>
+              </w:rPr>
+              <w:t>5</w:t>
+            </w:r>
+            <w:r>
+              <w:rPr>
+                <w:webHidden/>
+                <w:sz w:val="24"/>
+                <w:szCs w:val="24"/>
+              </w:rPr>
+              <w:fldChar w:fldCharType="end"/>
+            </w:r>
+          </w:hyperlink>
+        </w:p>
+        <w:p>
+          <w:pPr>
+            <w:pStyle w:val="TOC2"/>
+            <w:rPr>
+              <w:rFonts w:eastAsiaTheme="minorEastAsia"/>
+              <w:bCs w:val="0"/>
+              <w:sz w:val="24"/>
+              <w:szCs w:val="24"/>
+            </w:rPr>
+          </w:pPr>
+          <w:hyperlink w:anchor="_Toc229520327" w:history="1">
+            <w:r>
+              <w:rPr>
+                <w:rStyle w:val="Hyperlink"/>
+                <w:rFonts w:eastAsia="Calibri"/>
+                <w:sz w:val="24"/>
+                <w:szCs w:val="24"/>
+              </w:rPr>
+              <w:t>3.2.</w:t>
+            </w:r>
+            <w:r>
+              <w:rPr>
+                <w:rFonts w:eastAsiaTheme="minorEastAsia"/>
+                <w:bCs w:val="0"/>
+                <w:sz w:val="24"/>
+                <w:szCs w:val="24"/>
+              </w:rPr>
+              <w:tab/>
+            </w:r>
+            <w:r>
+              <w:rPr>
+                <w:rStyle w:val="Hyperlink"/>
+                <w:rFonts w:eastAsia="Calibri"/>
+                <w:sz w:val="24"/>
+                <w:szCs w:val="24"/>
               </w:rPr>
               <w:t>Khó khăn</w:t>
+            </w:r>
+            <w:r>
+              <w:rPr>
+                <w:webHidden/>
+                <w:sz w:val="24"/>
+                <w:szCs w:val="24"/>
+              </w:rPr>
+              <w:tab/>
+            </w:r>
+            <w:r>
+              <w:rPr>
+                <w:webHidden/>
+                <w:sz w:val="24"/>
+                <w:szCs w:val="24"/>
+              </w:rPr>
+              <w:fldChar w:fldCharType="begin"/>
+            </w:r>
+            <w:r>
+              <w:rPr>
+                <w:webHidden/>
+                <w:sz w:val="24"/>
+                <w:szCs w:val="24"/>
+              </w:rPr>
+              <w:instrText xml:space="preserve"> PAGEREF _Toc229520327 \h </w:instrText>
+            </w:r>
+            <w:r>
+              <w:rPr>
+                <w:webHidden/>
+                <w:sz w:val="24"/>
+                <w:szCs w:val="24"/>
+              </w:rPr>
+            </w:r>
+            <w:r>
+              <w:rPr>
+                <w:webHidden/>
+                <w:sz w:val="24"/>
+                <w:szCs w:val="24"/>
+              </w:rPr>
+              <w:fldChar w:fldCharType="separate"/>
+            </w:r>
+            <w:r>
+              <w:rPr>
+                <w:webHidden/>
+                <w:sz w:val="24"/>
+                <w:szCs w:val="24"/>
+              </w:rPr>
+              <w:t>6</w:t>
+            </w:r>
+            <w:r>
+              <w:rPr>
+                <w:webHidden/>
+                <w:sz w:val="24"/>
+                <w:szCs w:val="24"/>
+              </w:rPr>
+              <w:fldChar w:fldCharType="end"/>
+            </w:r>
+          </w:hyperlink>
+        </w:p>
+        <w:p>
+          <w:pPr>
+            <w:pStyle w:val="TOC1"/>
+            <w:rPr>
+              <w:rFonts w:eastAsiaTheme="minorEastAsia"/>
+            </w:rPr>
+          </w:pPr>
+          <w:hyperlink w:anchor="_Toc229520328" w:history="1">
+            <w:r>
+              <w:rPr>
+                <w:rStyle w:val="Hyperlink"/>
+              </w:rPr>
+              <w:t>4.</w:t>
+            </w:r>
+            <w:r>
+              <w:rPr>
+                <w:rFonts w:eastAsiaTheme="minorEastAsia"/>
+              </w:rPr>
+              <w:tab/>
+            </w:r>
+            <w:r>
+              <w:rPr>
+                <w:rStyle w:val="Hyperlink"/>
+              </w:rPr>
+              <w:t>BÀI HỌC KINH NGHIỆM</w:t>
             </w:r>
             <w:r>
               <w:rPr>
@@ -24497,7 +24519,7 @@
               <w:rPr>
                 <w:webHidden/>
               </w:rPr>
-              <w:instrText xml:space="preserve"> PAGEREF _Toc228487028 \h </w:instrText>
+              <w:instrText xml:space="preserve"> PAGEREF _Toc229520328 \h </w:instrText>
             </w:r>
             <w:r>
               <w:rPr>
@@ -24525,116 +24547,14 @@
           </w:hyperlink>
         </w:p>
         <w:p>
-          <w:pPr>
-            <w:pStyle w:val="TOC1"/>
-            <w:rPr>
-              <w:rFonts w:asciiTheme="minorHAnsi" w:eastAsiaTheme="minorEastAsia" w:hAnsiTheme="minorHAnsi" w:cstheme="minorBidi"/>
-              <w:b w:val="0"/>
-              <w:sz w:val="22"/>
-              <w:szCs w:val="22"/>
-            </w:rPr>
-          </w:pPr>
-          <w:hyperlink w:anchor="_Toc228487029" w:history="1">
-            <w:r>
-              <w:rPr>
-                <w:rStyle w:val="Hyperlink"/>
-                <w:sz w:val="22"/>
-                <w:szCs w:val="22"/>
-              </w:rPr>
-              <w:t>4.</w:t>
-            </w:r>
-            <w:r>
-              <w:rPr>
-                <w:rFonts w:asciiTheme="minorHAnsi" w:eastAsiaTheme="minorEastAsia" w:hAnsiTheme="minorHAnsi" w:cstheme="minorBidi"/>
-                <w:b w:val="0"/>
-                <w:sz w:val="22"/>
-                <w:szCs w:val="22"/>
-              </w:rPr>
-              <w:tab/>
-            </w:r>
-            <w:r>
-              <w:rPr>
-                <w:rStyle w:val="Hyperlink"/>
-                <w:sz w:val="22"/>
-                <w:szCs w:val="22"/>
-              </w:rPr>
-              <w:t>BÀI HỌC KINH NGHIỆM</w:t>
-            </w:r>
-            <w:r>
-              <w:rPr>
-                <w:webHidden/>
-                <w:sz w:val="22"/>
-                <w:szCs w:val="22"/>
-              </w:rPr>
-              <w:tab/>
-            </w:r>
-            <w:r>
-              <w:rPr>
-                <w:webHidden/>
-                <w:sz w:val="22"/>
-                <w:szCs w:val="22"/>
-              </w:rPr>
-              <w:fldChar w:fldCharType="begin"/>
-            </w:r>
-            <w:r>
-              <w:rPr>
-                <w:webHidden/>
-                <w:sz w:val="22"/>
-                <w:szCs w:val="22"/>
-              </w:rPr>
-              <w:instrText xml:space="preserve"> PAGEREF _Toc228487029 \h </w:instrText>
-            </w:r>
-            <w:r>
-              <w:rPr>
-                <w:webHidden/>
-                <w:sz w:val="22"/>
-                <w:szCs w:val="22"/>
-              </w:rPr>
-            </w:r>
-            <w:r>
-              <w:rPr>
-                <w:webHidden/>
-                <w:sz w:val="22"/>
-                <w:szCs w:val="22"/>
-              </w:rPr>
-              <w:fldChar w:fldCharType="separate"/>
-            </w:r>
-            <w:r>
-              <w:rPr>
-                <w:webHidden/>
-                <w:sz w:val="22"/>
-                <w:szCs w:val="22"/>
-              </w:rPr>
-              <w:t>6</w:t>
-            </w:r>
-            <w:r>
-              <w:rPr>
-                <w:webHidden/>
-                <w:sz w:val="22"/>
-                <w:szCs w:val="22"/>
-              </w:rPr>
-              <w:fldChar w:fldCharType="end"/>
-            </w:r>
-          </w:hyperlink>
-        </w:p>
-        <w:p>
-          <w:pPr>
-            <w:tabs>
-              <w:tab w:val="center" w:pos="4536"/>
-            </w:tabs>
-            <w:spacing w:after="0" w:line="360" w:lineRule="auto"/>
-            <w:jc w:val="both"/>
-            <w:rPr>
-              <w:rFonts w:ascii="Times New Roman" w:hAnsi="Times New Roman" w:cs="Times New Roman"/>
-              <w:sz w:val="24"/>
-              <w:szCs w:val="24"/>
-            </w:rPr>
-          </w:pPr>
           <w:r>
             <w:rPr>
               <w:rFonts w:ascii="Times New Roman" w:hAnsi="Times New Roman" w:cs="Times New Roman"/>
+              <w:b/>
               <w:bCs/>
               <w:noProof/>
+              <w:sz w:val="24"/>
+              <w:szCs w:val="24"/>
             </w:rPr>
             <w:fldChar w:fldCharType="end"/>
           </w:r>
@@ -24660,6 +24580,8 @@
         </w:rPr>
         <w:br w:type="page"/>
       </w:r>
+      <w:bookmarkStart w:id="2" w:name="_GoBack"/>
+      <w:bookmarkEnd w:id="2"/>
     </w:p>
     <w:p>
       <w:pPr>
@@ -24678,7 +24600,7 @@
           <w:szCs w:val="26"/>
         </w:rPr>
       </w:pPr>
-      <w:bookmarkStart w:id="3" w:name="_Toc228487022"/>
+      <w:bookmarkStart w:id="3" w:name="_Toc229520321"/>
       <w:r>
         <w:rPr>
           <w:rFonts w:ascii="Times New Roman" w:hAnsi="Times New Roman" w:cs="Times New Roman"/>
@@ -24804,7 +24726,7 @@
           <w:szCs w:val="26"/>
         </w:rPr>
       </w:pPr>
-      <w:bookmarkStart w:id="4" w:name="_Toc228487023"/>
+      <w:bookmarkStart w:id="4" w:name="_Toc229520322"/>
       <w:r>
         <w:rPr>
           <w:rFonts w:ascii="Times New Roman" w:hAnsi="Times New Roman" w:cs="Times New Roman"/>
@@ -24833,7 +24755,7 @@
           <w:szCs w:val="26"/>
         </w:rPr>
       </w:pPr>
-      <w:bookmarkStart w:id="5" w:name="_Toc228487024"/>
+      <w:bookmarkStart w:id="5" w:name="_Toc229520323"/>
       <w:r>
         <w:rPr>
           <w:rFonts w:ascii="Times New Roman" w:eastAsia="Calibri" w:hAnsi="Times New Roman" w:cs="Times New Roman"/>
@@ -25063,7 +24985,7 @@
         </w:rPr>
       </w:pPr>
       <w:bookmarkStart w:id="6" w:name="_Toc71834438"/>
-      <w:bookmarkStart w:id="7" w:name="_Toc228487025"/>
+      <w:bookmarkStart w:id="7" w:name="_Toc229520324"/>
       <w:r>
         <w:rPr>
           <w:rFonts w:ascii="Times New Roman" w:eastAsia="Calibri" w:hAnsi="Times New Roman" w:cs="Times New Roman"/>
@@ -25194,7 +25116,7 @@
         </w:rPr>
       </w:pPr>
       <w:bookmarkStart w:id="8" w:name="_Toc71834439"/>
-      <w:bookmarkStart w:id="9" w:name="_Toc228487026"/>
+      <w:bookmarkStart w:id="9" w:name="_Toc229520325"/>
       <w:r>
         <w:rPr>
           <w:rFonts w:ascii="Times New Roman" w:hAnsi="Times New Roman" w:cs="Times New Roman"/>
@@ -25225,7 +25147,7 @@
         </w:rPr>
       </w:pPr>
       <w:bookmarkStart w:id="10" w:name="_Toc71834440"/>
-      <w:bookmarkStart w:id="11" w:name="_Toc228487027"/>
+      <w:bookmarkStart w:id="11" w:name="_Toc229520326"/>
       <w:r>
         <w:rPr>
           <w:rFonts w:ascii="Times New Roman" w:eastAsia="Calibri" w:hAnsi="Times New Roman" w:cs="Times New Roman"/>
@@ -25348,7 +25270,7 @@
         </w:rPr>
       </w:pPr>
       <w:bookmarkStart w:id="12" w:name="_Toc71834441"/>
-      <w:bookmarkStart w:id="13" w:name="_Toc228487028"/>
+      <w:bookmarkStart w:id="13" w:name="_Toc229520327"/>
       <w:r>
         <w:rPr>
           <w:rFonts w:ascii="Times New Roman" w:eastAsia="Calibri" w:hAnsi="Times New Roman" w:cs="Times New Roman"/>
@@ -25529,7 +25451,7 @@
         </w:rPr>
       </w:pPr>
       <w:bookmarkStart w:id="14" w:name="_Toc71834442"/>
-      <w:bookmarkStart w:id="15" w:name="_Toc228487029"/>
+      <w:bookmarkStart w:id="15" w:name="_Toc229520328"/>
       <w:r>
         <w:rPr>
           <w:rFonts w:ascii="Times New Roman" w:hAnsi="Times New Roman" w:cs="Times New Roman"/>
@@ -32239,7 +32161,7 @@
 </file>
 
 <file path=customXml/itemProps1.xml><?xml version="1.0" encoding="utf-8"?>
-<ds:datastoreItem xmlns:ds="http://schemas.openxmlformats.org/officeDocument/2006/customXml" ds:itemID="{AE879B7F-1610-4A88-B233-3189B30AF85A}">
+<ds:datastoreItem xmlns:ds="http://schemas.openxmlformats.org/officeDocument/2006/customXml" ds:itemID="{C1494C34-E1B1-4F0B-AE67-20EAECD08A3D}">
   <ds:schemaRefs>
     <ds:schemaRef ds:uri="http://schemas.openxmlformats.org/officeDocument/2006/bibliography"/>
   </ds:schemaRefs>
